--- a/templates/customer-letter-tpl.docx
+++ b/templates/customer-letter-tpl.docx
@@ -566,7 +566,46 @@
           <w:sz w:val="24"/>
           <w:szCs w:val="24"/>
         </w:rPr>
-        <w:t xml:space="preserve">{#body_paragraphs}{text}{/body_paragraphs}</w:t>
+        <w:t xml:space="preserve">{#body_paragraphs}</w:t>
+      </w:r>
+    </w:p>
+    <w:p>
+      <w:pPr>
+        <w:spacing w:after="120"/>
+        <w:ind w:firstLine="567"/>
+        <w:jc w:val="both"/>
+        <w:rPr>
+          <w:rFonts w:ascii="Times New Roman" w:eastAsia="Times New Roman" w:hAnsi="Times New Roman" w:cs="Times New Roman"/>
+          <w:sz w:val="24"/>
+          <w:szCs w:val="24"/>
+        </w:rPr>
+      </w:pPr>
+      <w:r>
+        <w:rPr>
+          <w:rFonts w:ascii="Times New Roman" w:eastAsia="Times New Roman" w:hAnsi="Times New Roman" w:cs="Times New Roman"/>
+          <w:sz w:val="24"/>
+          <w:szCs w:val="24"/>
+        </w:rPr>
+        <w:t xml:space="preserve">{text}</w:t>
+      </w:r>
+    </w:p>
+    <w:p>
+      <w:pPr>
+        <w:spacing w:after="0" w:before="0"/>
+        <w:jc w:val="both"/>
+        <w:rPr>
+          <w:rFonts w:ascii="Times New Roman" w:eastAsia="Times New Roman" w:hAnsi="Times New Roman" w:cs="Times New Roman"/>
+          <w:sz w:val="24"/>
+          <w:szCs w:val="24"/>
+        </w:rPr>
+      </w:pPr>
+      <w:r>
+        <w:rPr>
+          <w:rFonts w:ascii="Times New Roman" w:eastAsia="Times New Roman" w:hAnsi="Times New Roman" w:cs="Times New Roman"/>
+          <w:sz w:val="24"/>
+          <w:szCs w:val="24"/>
+        </w:rPr>
+        <w:t xml:space="preserve">{/body_paragraphs}</w:t>
       </w:r>
     </w:p>
     <w:p>
